--- a/templates/etirozhoma-sud-buyrugi.ru.docx
+++ b/templates/etirozhoma-sud-buyrugi.ru.docx
@@ -424,50 +424,6 @@
           <w:szCs w:val="24"/>
         </w:rPr>
         <w:t xml:space="preserve"/>
-      </w:r>
-    </w:p>
-    <w:p>
-      <w:pPr>
-        <w:spacing w:after="80"/>
-        <w:jc w:val="center"/>
-      </w:pPr>
-      <w:r>
-        <w:rPr>
-          <w:rFonts w:ascii="Times New Roman" w:cs="Times New Roman" w:eastAsia="Times New Roman" w:hAnsi="Times New Roman"/>
-          <w:sz w:val="24"/>
-          <w:szCs w:val="24"/>
-        </w:rPr>
-        <w:t xml:space="preserve">────────────────────────────</w:t>
-      </w:r>
-    </w:p>
-    <w:p>
-      <w:pPr>
-        <w:spacing w:after="80"/>
-        <w:jc w:val="center"/>
-      </w:pPr>
-      <w:r>
-        <w:rPr>
-          <w:rFonts w:ascii="Times New Roman" w:cs="Times New Roman" w:eastAsia="Times New Roman" w:hAnsi="Times New Roman"/>
-          <w:sz w:val="24"/>
-          <w:szCs w:val="24"/>
-        </w:rPr>
-        <w:t xml:space="preserve">{{%qr_code}}</w:t>
-      </w:r>
-    </w:p>
-    <w:p>
-      <w:pPr>
-        <w:spacing w:after="80"/>
-        <w:jc w:val="center"/>
-      </w:pPr>
-      <w:r>
-        <w:rPr>
-          <w:rFonts w:ascii="Times New Roman" w:cs="Times New Roman" w:eastAsia="Times New Roman" w:hAnsi="Times New Roman"/>
-          <w:i/>
-          <w:iCs/>
-          <w:sz w:val="24"/>
-          <w:szCs w:val="24"/>
-        </w:rPr>
-        <w:t xml:space="preserve">Отсканируйте QR-код, чтобы скачать документ</w:t>
       </w:r>
     </w:p>
     <w:sectPr>
